--- a/docs/forms/D2_Infrastructure_Audit.docx
+++ b/docs/forms/D2_Infrastructure_Audit.docx
@@ -2088,7 +2088,7 @@
         <w:color w:val="5A6672"/>
         <w:sz w:val="16"/>
       </w:rPr>
-      <w:t>Handbook v0.3  ·  D-2  ·  Record the handbook version in your closure report</w:t>
+      <w:t>Handbook v0.4  ·  D-2  ·  Record the handbook version in your closure report</w:t>
     </w:r>
   </w:p>
 </w:ftr>
